--- a/Контроллер НАС.docx
+++ b/Контроллер НАС.docx
@@ -2,6 +2,830 @@
 <file path=word/document.xml><?xml version="1.0" encoding="utf-8"?>
 <w:document xmlns:wpc="http://schemas.microsoft.com/office/word/2010/wordprocessingCanvas" xmlns:cx="http://schemas.microsoft.com/office/drawing/2014/chartex" xmlns:mc="http://schemas.openxmlformats.org/markup-compatibility/2006" xmlns:o="urn:schemas-microsoft-com:office:office" xmlns:r="http://schemas.openxmlformats.org/officeDocument/2006/relationships" xmlns:m="http://schemas.openxmlformats.org/officeDocument/2006/math" xmlns:v="urn:schemas-microsoft-com:vml" xmlns:wp14="http://schemas.microsoft.com/office/word/2010/wordprocessingDrawing" xmlns:wp="http://schemas.openxmlformats.org/drawingml/2006/wordprocessingDrawing" xmlns:w10="urn:schemas-microsoft-com:office:word" xmlns:w="http://schemas.openxmlformats.org/wordprocessingml/2006/main" xmlns:w14="http://schemas.microsoft.com/office/word/2010/wordml" xmlns:w15="http://schemas.microsoft.com/office/word/2012/wordml" xmlns:w16se="http://schemas.microsoft.com/office/word/2015/wordml/symex" xmlns:wpg="http://schemas.microsoft.com/office/word/2010/wordprocessingGroup" xmlns:wpi="http://schemas.microsoft.com/office/word/2010/wordprocessingInk" xmlns:wne="http://schemas.microsoft.com/office/word/2006/wordml" xmlns:wps="http://schemas.microsoft.com/office/word/2010/wordprocessingShape" mc:Ignorable="w14 w15 w16se wp14">
   <w:body>
+    <w:p>
+      <w:pPr>
+        <w:spacing w:after="0"/>
+        <w:ind w:firstLine="0"/>
+        <w:jc w:val="center"/>
+        <w:rPr>
+          <w:sz w:val="40"/>
+          <w:szCs w:val="40"/>
+        </w:rPr>
+      </w:pPr>
+      <w:r>
+        <w:rPr>
+          <w:noProof/>
+          <w:lang w:val="en-US"/>
+        </w:rPr>
+        <w:drawing>
+          <wp:anchor distT="0" distB="0" distL="114300" distR="114300" simplePos="0" relativeHeight="251649024" behindDoc="1" locked="0" layoutInCell="1" allowOverlap="1" wp14:anchorId="041C358B" wp14:editId="493EDA94">
+            <wp:simplePos x="0" y="0"/>
+            <wp:positionH relativeFrom="column">
+              <wp:posOffset>-272415</wp:posOffset>
+            </wp:positionH>
+            <wp:positionV relativeFrom="paragraph">
+              <wp:posOffset>111125</wp:posOffset>
+            </wp:positionV>
+            <wp:extent cx="4266000" cy="3528000"/>
+            <wp:effectExtent l="0" t="0" r="0" b="0"/>
+            <wp:wrapNone/>
+            <wp:docPr id="17" name="Рисунок 17"/>
+            <wp:cNvGraphicFramePr>
+              <a:graphicFrameLocks xmlns:a="http://schemas.openxmlformats.org/drawingml/2006/main" noChangeAspect="1"/>
+            </wp:cNvGraphicFramePr>
+            <a:graphic xmlns:a="http://schemas.openxmlformats.org/drawingml/2006/main">
+              <a:graphicData uri="http://schemas.openxmlformats.org/drawingml/2006/picture">
+                <pic:pic xmlns:pic="http://schemas.openxmlformats.org/drawingml/2006/picture">
+                  <pic:nvPicPr>
+                    <pic:cNvPr id="1" name=""/>
+                    <pic:cNvPicPr/>
+                  </pic:nvPicPr>
+                  <pic:blipFill>
+                    <a:blip r:embed="rId8">
+                      <a:extLst>
+                        <a:ext uri="{28A0092B-C50C-407E-A947-70E740481C1C}">
+                          <a14:useLocalDpi xmlns:a14="http://schemas.microsoft.com/office/drawing/2010/main" val="0"/>
+                        </a:ext>
+                      </a:extLst>
+                    </a:blip>
+                    <a:stretch>
+                      <a:fillRect/>
+                    </a:stretch>
+                  </pic:blipFill>
+                  <pic:spPr>
+                    <a:xfrm>
+                      <a:off x="0" y="0"/>
+                      <a:ext cx="4266000" cy="3528000"/>
+                    </a:xfrm>
+                    <a:prstGeom prst="rect">
+                      <a:avLst/>
+                    </a:prstGeom>
+                  </pic:spPr>
+                </pic:pic>
+              </a:graphicData>
+            </a:graphic>
+            <wp14:sizeRelH relativeFrom="margin">
+              <wp14:pctWidth>0</wp14:pctWidth>
+            </wp14:sizeRelH>
+            <wp14:sizeRelV relativeFrom="margin">
+              <wp14:pctHeight>0</wp14:pctHeight>
+            </wp14:sizeRelV>
+          </wp:anchor>
+        </w:drawing>
+      </w:r>
+    </w:p>
+    <w:p>
+      <w:pPr>
+        <w:spacing w:after="0"/>
+        <w:ind w:firstLine="0"/>
+        <w:jc w:val="center"/>
+        <w:rPr>
+          <w:sz w:val="40"/>
+          <w:szCs w:val="40"/>
+        </w:rPr>
+      </w:pPr>
+    </w:p>
+    <w:p>
+      <w:pPr>
+        <w:spacing w:after="0"/>
+        <w:ind w:firstLine="0"/>
+        <w:jc w:val="center"/>
+        <w:rPr>
+          <w:sz w:val="40"/>
+          <w:szCs w:val="40"/>
+        </w:rPr>
+      </w:pPr>
+    </w:p>
+    <w:p>
+      <w:pPr>
+        <w:spacing w:after="0"/>
+        <w:ind w:firstLine="0"/>
+        <w:jc w:val="center"/>
+        <w:rPr>
+          <w:sz w:val="40"/>
+          <w:szCs w:val="40"/>
+        </w:rPr>
+      </w:pPr>
+      <w:r>
+        <w:rPr>
+          <w:noProof/>
+          <w:lang w:val="en-US"/>
+        </w:rPr>
+        <w:drawing>
+          <wp:anchor distT="0" distB="0" distL="114300" distR="114300" simplePos="0" relativeHeight="251662336" behindDoc="1" locked="0" layoutInCell="1" allowOverlap="1" wp14:anchorId="1F5E73CC" wp14:editId="058D107C">
+            <wp:simplePos x="0" y="0"/>
+            <wp:positionH relativeFrom="column">
+              <wp:posOffset>3318963</wp:posOffset>
+            </wp:positionH>
+            <wp:positionV relativeFrom="paragraph">
+              <wp:posOffset>178435</wp:posOffset>
+            </wp:positionV>
+            <wp:extent cx="3086100" cy="3094175"/>
+            <wp:effectExtent l="0" t="0" r="0" b="0"/>
+            <wp:wrapNone/>
+            <wp:docPr id="14" name="Изображение1"/>
+            <wp:cNvGraphicFramePr>
+              <a:graphicFrameLocks xmlns:a="http://schemas.openxmlformats.org/drawingml/2006/main" noChangeAspect="1"/>
+            </wp:cNvGraphicFramePr>
+            <a:graphic xmlns:a="http://schemas.openxmlformats.org/drawingml/2006/main">
+              <a:graphicData uri="http://schemas.openxmlformats.org/drawingml/2006/picture">
+                <pic:pic xmlns:pic="http://schemas.openxmlformats.org/drawingml/2006/picture">
+                  <pic:nvPicPr>
+                    <pic:cNvPr id="1" name="Изображение1"/>
+                    <pic:cNvPicPr>
+                      <a:picLocks noChangeAspect="1" noChangeArrowheads="1"/>
+                    </pic:cNvPicPr>
+                  </pic:nvPicPr>
+                  <pic:blipFill>
+                    <a:blip r:embed="rId9">
+                      <a:extLst>
+                        <a:ext uri="{28A0092B-C50C-407E-A947-70E740481C1C}">
+                          <a14:useLocalDpi xmlns:a14="http://schemas.microsoft.com/office/drawing/2010/main" val="0"/>
+                        </a:ext>
+                      </a:extLst>
+                    </a:blip>
+                    <a:stretch>
+                      <a:fillRect/>
+                    </a:stretch>
+                  </pic:blipFill>
+                  <pic:spPr bwMode="auto">
+                    <a:xfrm>
+                      <a:off x="0" y="0"/>
+                      <a:ext cx="3086100" cy="3094175"/>
+                    </a:xfrm>
+                    <a:prstGeom prst="rect">
+                      <a:avLst/>
+                    </a:prstGeom>
+                  </pic:spPr>
+                </pic:pic>
+              </a:graphicData>
+            </a:graphic>
+            <wp14:sizeRelH relativeFrom="margin">
+              <wp14:pctWidth>0</wp14:pctWidth>
+            </wp14:sizeRelH>
+            <wp14:sizeRelV relativeFrom="margin">
+              <wp14:pctHeight>0</wp14:pctHeight>
+            </wp14:sizeRelV>
+          </wp:anchor>
+        </w:drawing>
+      </w:r>
+    </w:p>
+    <w:p>
+      <w:pPr>
+        <w:spacing w:after="0"/>
+        <w:ind w:firstLine="0"/>
+        <w:jc w:val="center"/>
+        <w:rPr>
+          <w:sz w:val="40"/>
+          <w:szCs w:val="40"/>
+        </w:rPr>
+      </w:pPr>
+    </w:p>
+    <w:p>
+      <w:pPr>
+        <w:spacing w:after="0"/>
+        <w:ind w:firstLine="0"/>
+        <w:jc w:val="center"/>
+        <w:rPr>
+          <w:sz w:val="40"/>
+          <w:szCs w:val="40"/>
+        </w:rPr>
+      </w:pPr>
+    </w:p>
+    <w:p>
+      <w:pPr>
+        <w:spacing w:after="0"/>
+        <w:ind w:firstLine="0"/>
+        <w:jc w:val="center"/>
+        <w:rPr>
+          <w:sz w:val="40"/>
+          <w:szCs w:val="40"/>
+        </w:rPr>
+      </w:pPr>
+    </w:p>
+    <w:p>
+      <w:pPr>
+        <w:spacing w:after="0"/>
+        <w:ind w:firstLine="0"/>
+        <w:jc w:val="center"/>
+        <w:rPr>
+          <w:sz w:val="40"/>
+          <w:szCs w:val="40"/>
+        </w:rPr>
+      </w:pPr>
+    </w:p>
+    <w:p>
+      <w:pPr>
+        <w:spacing w:after="0"/>
+        <w:ind w:firstLine="0"/>
+        <w:jc w:val="center"/>
+        <w:rPr>
+          <w:sz w:val="40"/>
+          <w:szCs w:val="40"/>
+        </w:rPr>
+      </w:pPr>
+    </w:p>
+    <w:p>
+      <w:pPr>
+        <w:spacing w:after="0"/>
+        <w:ind w:firstLine="0"/>
+        <w:jc w:val="center"/>
+        <w:rPr>
+          <w:sz w:val="40"/>
+          <w:szCs w:val="40"/>
+        </w:rPr>
+      </w:pPr>
+    </w:p>
+    <w:p>
+      <w:pPr>
+        <w:spacing w:after="0"/>
+        <w:ind w:firstLine="0"/>
+        <w:jc w:val="center"/>
+        <w:rPr>
+          <w:sz w:val="40"/>
+          <w:szCs w:val="40"/>
+        </w:rPr>
+      </w:pPr>
+    </w:p>
+    <w:p>
+      <w:pPr>
+        <w:spacing w:after="0"/>
+        <w:ind w:firstLine="0"/>
+        <w:jc w:val="center"/>
+        <w:rPr>
+          <w:sz w:val="40"/>
+          <w:szCs w:val="40"/>
+        </w:rPr>
+      </w:pPr>
+    </w:p>
+    <w:p>
+      <w:pPr>
+        <w:spacing w:after="0"/>
+        <w:ind w:firstLine="0"/>
+        <w:jc w:val="center"/>
+        <w:rPr>
+          <w:sz w:val="40"/>
+          <w:szCs w:val="40"/>
+        </w:rPr>
+      </w:pPr>
+    </w:p>
+    <w:p>
+      <w:pPr>
+        <w:spacing w:after="0"/>
+        <w:ind w:firstLine="0"/>
+        <w:jc w:val="center"/>
+        <w:rPr>
+          <w:sz w:val="40"/>
+          <w:szCs w:val="40"/>
+        </w:rPr>
+      </w:pPr>
+      <w:r>
+        <w:rPr>
+          <w:sz w:val="40"/>
+          <w:szCs w:val="40"/>
+        </w:rPr>
+        <w:pict>
+          <v:shapetype id="_x0000_t136" coordsize="21600,21600" o:spt="136" adj="10800" path="m@7,l@8,m@5,21600l@6,21600e">
+            <v:formulas>
+              <v:f eqn="sum #0 0 10800"/>
+              <v:f eqn="prod #0 2 1"/>
+              <v:f eqn="sum 21600 0 @1"/>
+              <v:f eqn="sum 0 0 @2"/>
+              <v:f eqn="sum 21600 0 @3"/>
+              <v:f eqn="if @0 @3 0"/>
+              <v:f eqn="if @0 21600 @1"/>
+              <v:f eqn="if @0 0 @2"/>
+              <v:f eqn="if @0 @4 21600"/>
+              <v:f eqn="mid @5 @6"/>
+              <v:f eqn="mid @8 @5"/>
+              <v:f eqn="mid @7 @8"/>
+              <v:f eqn="mid @6 @7"/>
+              <v:f eqn="sum @6 0 @5"/>
+            </v:formulas>
+            <v:path textpathok="t" o:connecttype="custom" o:connectlocs="@9,0;@10,10800;@11,21600;@12,10800" o:connectangles="270,180,90,0"/>
+            <v:textpath on="t" fitshape="t"/>
+            <v:handles>
+              <v:h position="#0,bottomRight" xrange="6629,14971"/>
+            </v:handles>
+            <o:lock v:ext="edit" text="t" shapetype="t"/>
+          </v:shapetype>
+          <v:shape id="_x0000_i1035" type="#_x0000_t136" style="width:483pt;height:60.75pt" fillcolor="#0070c0" strokecolor="yellow">
+            <v:fill color2="#f93"/>
+            <v:shadow on="t" color="silver" opacity="52429f"/>
+            <v:textpath style="font-family:&quot;Britannic Bold&quot;;font-size:28pt;v-text-kern:t" trim="t" fitpath="t" string="Water Pump Station Controller"/>
+          </v:shape>
+        </w:pict>
+      </w:r>
+    </w:p>
+    <w:p>
+      <w:pPr>
+        <w:spacing w:after="0"/>
+        <w:ind w:firstLine="0"/>
+        <w:jc w:val="center"/>
+        <w:rPr>
+          <w:sz w:val="40"/>
+          <w:szCs w:val="40"/>
+        </w:rPr>
+      </w:pPr>
+      <w:r>
+        <w:rPr>
+          <w:noProof/>
+          <w:lang w:val="en-US"/>
+        </w:rPr>
+        <w:drawing>
+          <wp:anchor distT="0" distB="0" distL="114300" distR="114300" simplePos="0" relativeHeight="251656192" behindDoc="1" locked="0" layoutInCell="1" allowOverlap="1" wp14:anchorId="24C04851" wp14:editId="7FA3227D">
+            <wp:simplePos x="0" y="0"/>
+            <wp:positionH relativeFrom="column">
+              <wp:posOffset>-396240</wp:posOffset>
+            </wp:positionH>
+            <wp:positionV relativeFrom="paragraph">
+              <wp:posOffset>123825</wp:posOffset>
+            </wp:positionV>
+            <wp:extent cx="3688628" cy="2219325"/>
+            <wp:effectExtent l="0" t="0" r="0" b="0"/>
+            <wp:wrapNone/>
+            <wp:docPr id="15" name="Рисунок 15" descr="D:\My_Projects\WPS\photo\RCWPS1.jpg"/>
+            <wp:cNvGraphicFramePr>
+              <a:graphicFrameLocks xmlns:a="http://schemas.openxmlformats.org/drawingml/2006/main" noChangeAspect="1"/>
+            </wp:cNvGraphicFramePr>
+            <a:graphic xmlns:a="http://schemas.openxmlformats.org/drawingml/2006/main">
+              <a:graphicData uri="http://schemas.openxmlformats.org/drawingml/2006/picture">
+                <pic:pic xmlns:pic="http://schemas.openxmlformats.org/drawingml/2006/picture">
+                  <pic:nvPicPr>
+                    <pic:cNvPr id="0" name="Picture 1" descr="D:\My_Projects\WPS\photo\RCWPS1.jpg"/>
+                    <pic:cNvPicPr>
+                      <a:picLocks noChangeAspect="1" noChangeArrowheads="1"/>
+                    </pic:cNvPicPr>
+                  </pic:nvPicPr>
+                  <pic:blipFill>
+                    <a:blip r:embed="rId10">
+                      <a:extLst>
+                        <a:ext uri="{28A0092B-C50C-407E-A947-70E740481C1C}">
+                          <a14:useLocalDpi xmlns:a14="http://schemas.microsoft.com/office/drawing/2010/main" val="0"/>
+                        </a:ext>
+                      </a:extLst>
+                    </a:blip>
+                    <a:srcRect/>
+                    <a:stretch>
+                      <a:fillRect/>
+                    </a:stretch>
+                  </pic:blipFill>
+                  <pic:spPr bwMode="auto">
+                    <a:xfrm>
+                      <a:off x="0" y="0"/>
+                      <a:ext cx="3688628" cy="2219325"/>
+                    </a:xfrm>
+                    <a:prstGeom prst="rect">
+                      <a:avLst/>
+                    </a:prstGeom>
+                    <a:noFill/>
+                    <a:ln>
+                      <a:noFill/>
+                    </a:ln>
+                  </pic:spPr>
+                </pic:pic>
+              </a:graphicData>
+            </a:graphic>
+            <wp14:sizeRelH relativeFrom="margin">
+              <wp14:pctWidth>0</wp14:pctWidth>
+            </wp14:sizeRelH>
+            <wp14:sizeRelV relativeFrom="margin">
+              <wp14:pctHeight>0</wp14:pctHeight>
+            </wp14:sizeRelV>
+          </wp:anchor>
+        </w:drawing>
+      </w:r>
+      <w:r>
+        <w:rPr>
+          <w:noProof/>
+          <w:lang w:val="en-US"/>
+        </w:rPr>
+        <w:drawing>
+          <wp:anchor distT="0" distB="0" distL="114300" distR="114300" simplePos="0" relativeHeight="251667456" behindDoc="1" locked="0" layoutInCell="1" allowOverlap="1" wp14:anchorId="469BFEB0" wp14:editId="6986938E">
+            <wp:simplePos x="0" y="0"/>
+            <wp:positionH relativeFrom="column">
+              <wp:posOffset>3413759</wp:posOffset>
+            </wp:positionH>
+            <wp:positionV relativeFrom="paragraph">
+              <wp:posOffset>120650</wp:posOffset>
+            </wp:positionV>
+            <wp:extent cx="2990665" cy="2170293"/>
+            <wp:effectExtent l="0" t="0" r="0" b="0"/>
+            <wp:wrapNone/>
+            <wp:docPr id="12" name="Рисунок 12"/>
+            <wp:cNvGraphicFramePr>
+              <a:graphicFrameLocks xmlns:a="http://schemas.openxmlformats.org/drawingml/2006/main" noChangeAspect="1"/>
+            </wp:cNvGraphicFramePr>
+            <a:graphic xmlns:a="http://schemas.openxmlformats.org/drawingml/2006/main">
+              <a:graphicData uri="http://schemas.openxmlformats.org/drawingml/2006/picture">
+                <pic:pic xmlns:pic="http://schemas.openxmlformats.org/drawingml/2006/picture">
+                  <pic:nvPicPr>
+                    <pic:cNvPr id="41" name="mcc_sign1.jpg"/>
+                    <pic:cNvPicPr/>
+                  </pic:nvPicPr>
+                  <pic:blipFill>
+                    <a:blip r:embed="rId11" cstate="print">
+                      <a:extLst>
+                        <a:ext uri="{28A0092B-C50C-407E-A947-70E740481C1C}">
+                          <a14:useLocalDpi xmlns:a14="http://schemas.microsoft.com/office/drawing/2010/main" val="0"/>
+                        </a:ext>
+                      </a:extLst>
+                    </a:blip>
+                    <a:stretch>
+                      <a:fillRect/>
+                    </a:stretch>
+                  </pic:blipFill>
+                  <pic:spPr>
+                    <a:xfrm>
+                      <a:off x="0" y="0"/>
+                      <a:ext cx="3011067" cy="2185098"/>
+                    </a:xfrm>
+                    <a:prstGeom prst="rect">
+                      <a:avLst/>
+                    </a:prstGeom>
+                  </pic:spPr>
+                </pic:pic>
+              </a:graphicData>
+            </a:graphic>
+            <wp14:sizeRelH relativeFrom="margin">
+              <wp14:pctWidth>0</wp14:pctWidth>
+            </wp14:sizeRelH>
+            <wp14:sizeRelV relativeFrom="margin">
+              <wp14:pctHeight>0</wp14:pctHeight>
+            </wp14:sizeRelV>
+          </wp:anchor>
+        </w:drawing>
+      </w:r>
+    </w:p>
+    <w:p>
+      <w:pPr>
+        <w:spacing w:after="0"/>
+        <w:ind w:firstLine="0"/>
+        <w:jc w:val="center"/>
+        <w:rPr>
+          <w:sz w:val="40"/>
+          <w:szCs w:val="40"/>
+          <w:lang w:val="en-US"/>
+        </w:rPr>
+      </w:pPr>
+    </w:p>
+    <w:p>
+      <w:pPr>
+        <w:spacing w:after="0"/>
+        <w:ind w:firstLine="0"/>
+        <w:jc w:val="center"/>
+        <w:rPr>
+          <w:sz w:val="28"/>
+          <w:szCs w:val="28"/>
+          <w:lang w:val="en-US"/>
+        </w:rPr>
+      </w:pPr>
+    </w:p>
+    <w:p>
+      <w:pPr>
+        <w:spacing w:after="0"/>
+        <w:ind w:firstLine="0"/>
+        <w:jc w:val="center"/>
+        <w:rPr>
+          <w:sz w:val="28"/>
+          <w:szCs w:val="28"/>
+          <w:lang w:val="en-US"/>
+        </w:rPr>
+      </w:pPr>
+      <w:r>
+        <w:rPr>
+          <w:noProof/>
+          <w:lang w:val="en-US"/>
+        </w:rPr>
+        <w:drawing>
+          <wp:anchor distT="0" distB="0" distL="114300" distR="114300" simplePos="0" relativeHeight="251665408" behindDoc="1" locked="0" layoutInCell="1" allowOverlap="1" wp14:anchorId="59B59DC5" wp14:editId="27727140">
+            <wp:simplePos x="0" y="0"/>
+            <wp:positionH relativeFrom="column">
+              <wp:posOffset>899160</wp:posOffset>
+            </wp:positionH>
+            <wp:positionV relativeFrom="paragraph">
+              <wp:posOffset>126365</wp:posOffset>
+            </wp:positionV>
+            <wp:extent cx="4627880" cy="2491667"/>
+            <wp:effectExtent l="0" t="0" r="0" b="0"/>
+            <wp:wrapNone/>
+            <wp:docPr id="11" name="Рисунок 11"/>
+            <wp:cNvGraphicFramePr>
+              <a:graphicFrameLocks xmlns:a="http://schemas.openxmlformats.org/drawingml/2006/main" noChangeAspect="1"/>
+            </wp:cNvGraphicFramePr>
+            <a:graphic xmlns:a="http://schemas.openxmlformats.org/drawingml/2006/main">
+              <a:graphicData uri="http://schemas.openxmlformats.org/drawingml/2006/picture">
+                <pic:pic xmlns:pic="http://schemas.openxmlformats.org/drawingml/2006/picture">
+                  <pic:nvPicPr>
+                    <pic:cNvPr id="1" name=""/>
+                    <pic:cNvPicPr/>
+                  </pic:nvPicPr>
+                  <pic:blipFill>
+                    <a:blip r:embed="rId12" cstate="print">
+                      <a:extLst>
+                        <a:ext uri="{28A0092B-C50C-407E-A947-70E740481C1C}">
+                          <a14:useLocalDpi xmlns:a14="http://schemas.microsoft.com/office/drawing/2010/main" val="0"/>
+                        </a:ext>
+                      </a:extLst>
+                    </a:blip>
+                    <a:stretch>
+                      <a:fillRect/>
+                    </a:stretch>
+                  </pic:blipFill>
+                  <pic:spPr>
+                    <a:xfrm>
+                      <a:off x="0" y="0"/>
+                      <a:ext cx="4627880" cy="2491667"/>
+                    </a:xfrm>
+                    <a:prstGeom prst="rect">
+                      <a:avLst/>
+                    </a:prstGeom>
+                  </pic:spPr>
+                </pic:pic>
+              </a:graphicData>
+            </a:graphic>
+            <wp14:sizeRelH relativeFrom="margin">
+              <wp14:pctWidth>0</wp14:pctWidth>
+            </wp14:sizeRelH>
+            <wp14:sizeRelV relativeFrom="margin">
+              <wp14:pctHeight>0</wp14:pctHeight>
+            </wp14:sizeRelV>
+          </wp:anchor>
+        </w:drawing>
+      </w:r>
+    </w:p>
+    <w:p>
+      <w:pPr>
+        <w:spacing w:after="0"/>
+        <w:ind w:firstLine="0"/>
+        <w:jc w:val="center"/>
+        <w:rPr>
+          <w:sz w:val="28"/>
+          <w:szCs w:val="28"/>
+          <w:lang w:val="en-US"/>
+        </w:rPr>
+      </w:pPr>
+    </w:p>
+    <w:p>
+      <w:pPr>
+        <w:spacing w:after="0"/>
+        <w:ind w:firstLine="0"/>
+        <w:jc w:val="center"/>
+        <w:rPr>
+          <w:sz w:val="28"/>
+          <w:szCs w:val="28"/>
+          <w:lang w:val="en-US"/>
+        </w:rPr>
+      </w:pPr>
+    </w:p>
+    <w:p>
+      <w:pPr>
+        <w:spacing w:after="0"/>
+        <w:ind w:firstLine="0"/>
+        <w:jc w:val="center"/>
+        <w:rPr>
+          <w:sz w:val="28"/>
+          <w:szCs w:val="28"/>
+          <w:lang w:val="en-US"/>
+        </w:rPr>
+      </w:pPr>
+    </w:p>
+    <w:p>
+      <w:pPr>
+        <w:spacing w:after="0"/>
+        <w:ind w:firstLine="0"/>
+        <w:jc w:val="center"/>
+        <w:rPr>
+          <w:sz w:val="28"/>
+          <w:szCs w:val="28"/>
+          <w:lang w:val="en-US"/>
+        </w:rPr>
+      </w:pPr>
+    </w:p>
+    <w:p>
+      <w:pPr>
+        <w:spacing w:after="0"/>
+        <w:ind w:firstLine="0"/>
+        <w:jc w:val="center"/>
+        <w:rPr>
+          <w:sz w:val="28"/>
+          <w:szCs w:val="28"/>
+          <w:lang w:val="en-US"/>
+        </w:rPr>
+      </w:pPr>
+    </w:p>
+    <w:p>
+      <w:pPr>
+        <w:spacing w:after="0"/>
+        <w:ind w:firstLine="0"/>
+        <w:jc w:val="center"/>
+        <w:rPr>
+          <w:sz w:val="28"/>
+          <w:szCs w:val="28"/>
+          <w:lang w:val="en-US"/>
+        </w:rPr>
+      </w:pPr>
+    </w:p>
+    <w:p>
+      <w:pPr>
+        <w:spacing w:after="0"/>
+        <w:ind w:firstLine="0"/>
+        <w:jc w:val="center"/>
+        <w:rPr>
+          <w:sz w:val="28"/>
+          <w:szCs w:val="28"/>
+          <w:lang w:val="en-US"/>
+        </w:rPr>
+      </w:pPr>
+    </w:p>
+    <w:p>
+      <w:pPr>
+        <w:spacing w:after="0"/>
+        <w:ind w:firstLine="0"/>
+        <w:jc w:val="center"/>
+        <w:rPr>
+          <w:sz w:val="28"/>
+          <w:szCs w:val="28"/>
+          <w:lang w:val="en-US"/>
+        </w:rPr>
+      </w:pPr>
+    </w:p>
+    <w:p>
+      <w:pPr>
+        <w:spacing w:after="0"/>
+        <w:ind w:firstLine="0"/>
+        <w:jc w:val="center"/>
+        <w:rPr>
+          <w:sz w:val="28"/>
+          <w:szCs w:val="28"/>
+          <w:lang w:val="en-US"/>
+        </w:rPr>
+      </w:pPr>
+    </w:p>
+    <w:p>
+      <w:pPr>
+        <w:spacing w:after="0"/>
+        <w:ind w:firstLine="0"/>
+        <w:jc w:val="center"/>
+        <w:rPr>
+          <w:sz w:val="28"/>
+          <w:szCs w:val="28"/>
+          <w:lang w:val="en-US"/>
+        </w:rPr>
+      </w:pPr>
+    </w:p>
+    <w:p>
+      <w:pPr>
+        <w:spacing w:after="0"/>
+        <w:ind w:firstLine="0"/>
+        <w:jc w:val="center"/>
+        <w:rPr>
+          <w:sz w:val="28"/>
+          <w:szCs w:val="28"/>
+          <w:lang w:val="en-US"/>
+        </w:rPr>
+      </w:pPr>
+    </w:p>
+    <w:p>
+      <w:pPr>
+        <w:spacing w:after="0"/>
+        <w:ind w:firstLine="0"/>
+        <w:jc w:val="center"/>
+        <w:rPr>
+          <w:sz w:val="28"/>
+          <w:szCs w:val="28"/>
+          <w:lang w:val="en-US"/>
+        </w:rPr>
+      </w:pPr>
+    </w:p>
+    <w:p>
+      <w:pPr>
+        <w:spacing w:after="0"/>
+        <w:ind w:firstLine="0"/>
+        <w:jc w:val="center"/>
+        <w:rPr>
+          <w:sz w:val="28"/>
+          <w:szCs w:val="28"/>
+          <w:lang w:val="en-US"/>
+        </w:rPr>
+      </w:pPr>
+    </w:p>
+    <w:tbl>
+      <w:tblPr>
+        <w:tblStyle w:val="af1"/>
+        <w:tblW w:w="0" w:type="auto"/>
+        <w:jc w:val="center"/>
+        <w:tblBorders>
+          <w:top w:val="none" w:sz="0" w:space="0" w:color="auto"/>
+          <w:left w:val="none" w:sz="0" w:space="0" w:color="auto"/>
+          <w:bottom w:val="none" w:sz="0" w:space="0" w:color="auto"/>
+          <w:right w:val="none" w:sz="0" w:space="0" w:color="auto"/>
+          <w:insideH w:val="none" w:sz="0" w:space="0" w:color="auto"/>
+          <w:insideV w:val="none" w:sz="0" w:space="0" w:color="auto"/>
+        </w:tblBorders>
+        <w:shd w:val="clear" w:color="auto" w:fill="0070C0"/>
+        <w:tblLook w:val="04A0" w:firstRow="1" w:lastRow="0" w:firstColumn="1" w:lastColumn="0" w:noHBand="0" w:noVBand="1"/>
+      </w:tblPr>
+      <w:tblGrid>
+        <w:gridCol w:w="10421"/>
+      </w:tblGrid>
+      <w:tr>
+        <w:trPr>
+          <w:jc w:val="center"/>
+        </w:trPr>
+        <w:tc>
+          <w:tcPr>
+            <w:tcW w:w="10421" w:type="dxa"/>
+            <w:shd w:val="clear" w:color="auto" w:fill="0070C0"/>
+          </w:tcPr>
+          <w:p>
+            <w:pPr>
+              <w:spacing w:after="0"/>
+              <w:ind w:firstLine="0"/>
+              <w:jc w:val="center"/>
+              <w:rPr>
+                <w:color w:val="FFFFFF" w:themeColor="background1"/>
+                <w:sz w:val="28"/>
+                <w:szCs w:val="28"/>
+                <w:lang w:val="en-US"/>
+              </w:rPr>
+            </w:pPr>
+            <w:r>
+              <w:rPr>
+                <w:color w:val="FFFFFF" w:themeColor="background1"/>
+                <w:sz w:val="32"/>
+                <w:szCs w:val="32"/>
+                <w:lang w:val="en-US"/>
+              </w:rPr>
+              <w:t>Description of the project of the controller of the home system of remote wireless monitoring of the state and c</w:t>
+            </w:r>
+            <w:bookmarkStart w:id="0" w:name="_GoBack"/>
+            <w:bookmarkEnd w:id="0"/>
+            <w:r>
+              <w:rPr>
+                <w:color w:val="FFFFFF" w:themeColor="background1"/>
+                <w:sz w:val="32"/>
+                <w:szCs w:val="32"/>
+                <w:lang w:val="en-US"/>
+              </w:rPr>
+              <w:t>ontrol of the Pumping and Storage Station of water with a remote control and a web server</w:t>
+            </w:r>
+          </w:p>
+        </w:tc>
+      </w:tr>
+    </w:tbl>
+    <w:p>
+      <w:pPr>
+        <w:spacing w:after="0"/>
+        <w:ind w:firstLine="0"/>
+        <w:jc w:val="center"/>
+        <w:rPr>
+          <w:sz w:val="28"/>
+          <w:szCs w:val="28"/>
+          <w:lang w:val="en-US"/>
+        </w:rPr>
+      </w:pPr>
+    </w:p>
+    <w:p>
+      <w:pPr>
+        <w:spacing w:after="0"/>
+        <w:ind w:firstLine="0"/>
+        <w:jc w:val="center"/>
+        <w:rPr>
+          <w:sz w:val="28"/>
+          <w:szCs w:val="28"/>
+          <w:lang w:val="en-US"/>
+        </w:rPr>
+      </w:pPr>
+      <w:r>
+        <w:rPr>
+          <w:sz w:val="28"/>
+          <w:szCs w:val="28"/>
+          <w:lang w:val="en-US"/>
+        </w:rPr>
+        <w:t>Ochilnik 2025</w:t>
+      </w:r>
+    </w:p>
+    <w:p>
+      <w:pPr>
+        <w:spacing w:after="0"/>
+        <w:ind w:firstLine="0"/>
+        <w:jc w:val="left"/>
+        <w:rPr>
+          <w:b/>
+          <w:u w:val="single"/>
+          <w:lang w:val="en-US"/>
+        </w:rPr>
+      </w:pPr>
+      <w:r>
+        <w:rPr>
+          <w:b/>
+          <w:u w:val="single"/>
+          <w:lang w:val="en-US"/>
+        </w:rPr>
+        <w:br w:type="page"/>
+      </w:r>
+    </w:p>
     <w:p>
       <w:pPr>
         <w:jc w:val="center"/>
@@ -15,6 +839,7 @@
           <w:b/>
           <w:u w:val="single"/>
         </w:rPr>
+        <w:lastRenderedPageBreak/>
         <w:t>Система контроля Насосно-Аккумуляторной Станции подачи воды.</w:t>
       </w:r>
     </w:p>
@@ -49,8 +874,6 @@
             <w:t>Оглавление</w:t>
           </w:r>
         </w:p>
-        <w:bookmarkStart w:id="0" w:name="_GoBack"/>
-        <w:bookmarkEnd w:id="0"/>
         <w:p>
           <w:pPr>
             <w:pStyle w:val="11"/>
@@ -5422,7 +6245,7 @@
                     </pic:cNvPicPr>
                   </pic:nvPicPr>
                   <pic:blipFill>
-                    <a:blip r:embed="rId8"/>
+                    <a:blip r:embed="rId9"/>
                     <a:stretch>
                       <a:fillRect/>
                     </a:stretch>
@@ -5943,7 +6766,7 @@
                     </pic:cNvPicPr>
                   </pic:nvPicPr>
                   <pic:blipFill>
-                    <a:blip r:embed="rId9"/>
+                    <a:blip r:embed="rId13"/>
                     <a:stretch>
                       <a:fillRect/>
                     </a:stretch>
@@ -6185,7 +7008,7 @@
                     <pic:cNvPicPr/>
                   </pic:nvPicPr>
                   <pic:blipFill>
-                    <a:blip r:embed="rId10"/>
+                    <a:blip r:embed="rId14"/>
                     <a:stretch>
                       <a:fillRect/>
                     </a:stretch>
@@ -6326,7 +7149,7 @@
                     </pic:cNvPicPr>
                   </pic:nvPicPr>
                   <pic:blipFill>
-                    <a:blip r:embed="rId11"/>
+                    <a:blip r:embed="rId15"/>
                     <a:srcRect t="8209" b="8904"/>
                     <a:stretch>
                       <a:fillRect/>
@@ -6452,7 +7275,7 @@
                     </pic:cNvPicPr>
                   </pic:nvPicPr>
                   <pic:blipFill>
-                    <a:blip r:embed="rId12"/>
+                    <a:blip r:embed="rId16"/>
                     <a:stretch>
                       <a:fillRect/>
                     </a:stretch>
@@ -6539,7 +7362,7 @@
                     <pic:cNvPicPr/>
                   </pic:nvPicPr>
                   <pic:blipFill>
-                    <a:blip r:embed="rId13"/>
+                    <a:blip r:embed="rId17"/>
                     <a:stretch>
                       <a:fillRect/>
                     </a:stretch>
@@ -6647,7 +7470,7 @@
                     </pic:cNvPicPr>
                   </pic:nvPicPr>
                   <pic:blipFill>
-                    <a:blip r:embed="rId14"/>
+                    <a:blip r:embed="rId18"/>
                     <a:stretch>
                       <a:fillRect/>
                     </a:stretch>
@@ -6771,7 +7594,7 @@
                     </pic:cNvPicPr>
                   </pic:nvPicPr>
                   <pic:blipFill>
-                    <a:blip r:embed="rId15"/>
+                    <a:blip r:embed="rId19"/>
                     <a:stretch>
                       <a:fillRect/>
                     </a:stretch>
@@ -6907,7 +7730,7 @@
                     <pic:cNvPicPr/>
                   </pic:nvPicPr>
                   <pic:blipFill>
-                    <a:blip r:embed="rId16"/>
+                    <a:blip r:embed="rId20"/>
                     <a:stretch>
                       <a:fillRect/>
                     </a:stretch>
@@ -7009,7 +7832,7 @@
                     </pic:cNvPicPr>
                   </pic:nvPicPr>
                   <pic:blipFill>
-                    <a:blip r:embed="rId17"/>
+                    <a:blip r:embed="rId21"/>
                     <a:stretch>
                       <a:fillRect/>
                     </a:stretch>
@@ -7116,7 +7939,7 @@
                     </pic:cNvPicPr>
                   </pic:nvPicPr>
                   <pic:blipFill>
-                    <a:blip r:embed="rId18">
+                    <a:blip r:embed="rId10">
                       <a:extLst>
                         <a:ext uri="{28A0092B-C50C-407E-A947-70E740481C1C}">
                           <a14:useLocalDpi xmlns:a14="http://schemas.microsoft.com/office/drawing/2010/main" val="0"/>
@@ -7417,7 +8240,7 @@
                     <pic:cNvPicPr/>
                   </pic:nvPicPr>
                   <pic:blipFill>
-                    <a:blip r:embed="rId19"/>
+                    <a:blip r:embed="rId22"/>
                     <a:stretch>
                       <a:fillRect/>
                     </a:stretch>
@@ -7565,7 +8388,7 @@
                     </pic:cNvPicPr>
                   </pic:nvPicPr>
                   <pic:blipFill>
-                    <a:blip r:embed="rId12"/>
+                    <a:blip r:embed="rId16"/>
                     <a:stretch>
                       <a:fillRect/>
                     </a:stretch>
@@ -7741,7 +8564,7 @@
                     <pic:cNvPicPr/>
                   </pic:nvPicPr>
                   <pic:blipFill>
-                    <a:blip r:embed="rId20"/>
+                    <a:blip r:embed="rId23"/>
                     <a:stretch>
                       <a:fillRect/>
                     </a:stretch>
@@ -7974,7 +8797,7 @@
                     <pic:cNvPicPr/>
                   </pic:nvPicPr>
                   <pic:blipFill>
-                    <a:blip r:embed="rId21">
+                    <a:blip r:embed="rId24">
                       <a:extLst>
                         <a:ext uri="{28A0092B-C50C-407E-A947-70E740481C1C}">
                           <a14:useLocalDpi xmlns:a14="http://schemas.microsoft.com/office/drawing/2010/main" val="0"/>
@@ -8210,7 +9033,7 @@
                     <pic:cNvPicPr/>
                   </pic:nvPicPr>
                   <pic:blipFill>
-                    <a:blip r:embed="rId22">
+                    <a:blip r:embed="rId25">
                       <a:extLst>
                         <a:ext uri="{28A0092B-C50C-407E-A947-70E740481C1C}">
                           <a14:useLocalDpi xmlns:a14="http://schemas.microsoft.com/office/drawing/2010/main" val="0"/>
@@ -8260,7 +9083,7 @@
                     <pic:cNvPicPr/>
                   </pic:nvPicPr>
                   <pic:blipFill>
-                    <a:blip r:embed="rId23">
+                    <a:blip r:embed="rId26">
                       <a:extLst>
                         <a:ext uri="{28A0092B-C50C-407E-A947-70E740481C1C}">
                           <a14:useLocalDpi xmlns:a14="http://schemas.microsoft.com/office/drawing/2010/main" val="0"/>
@@ -8396,7 +9219,7 @@
                     <pic:cNvPicPr/>
                   </pic:nvPicPr>
                   <pic:blipFill>
-                    <a:blip r:embed="rId24">
+                    <a:blip r:embed="rId27">
                       <a:extLst>
                         <a:ext uri="{28A0092B-C50C-407E-A947-70E740481C1C}">
                           <a14:useLocalDpi xmlns:a14="http://schemas.microsoft.com/office/drawing/2010/main" val="0"/>
@@ -8518,7 +9341,7 @@
                     <pic:cNvPicPr/>
                   </pic:nvPicPr>
                   <pic:blipFill>
-                    <a:blip r:embed="rId25">
+                    <a:blip r:embed="rId28">
                       <a:extLst>
                         <a:ext uri="{28A0092B-C50C-407E-A947-70E740481C1C}">
                           <a14:useLocalDpi xmlns:a14="http://schemas.microsoft.com/office/drawing/2010/main" val="0"/>
@@ -8638,7 +9461,7 @@
                     <pic:cNvPicPr/>
                   </pic:nvPicPr>
                   <pic:blipFill>
-                    <a:blip r:embed="rId26">
+                    <a:blip r:embed="rId29">
                       <a:extLst>
                         <a:ext uri="{28A0092B-C50C-407E-A947-70E740481C1C}">
                           <a14:useLocalDpi xmlns:a14="http://schemas.microsoft.com/office/drawing/2010/main" val="0"/>
@@ -8688,7 +9511,7 @@
                     <pic:cNvPicPr/>
                   </pic:nvPicPr>
                   <pic:blipFill>
-                    <a:blip r:embed="rId27">
+                    <a:blip r:embed="rId30">
                       <a:extLst>
                         <a:ext uri="{28A0092B-C50C-407E-A947-70E740481C1C}">
                           <a14:useLocalDpi xmlns:a14="http://schemas.microsoft.com/office/drawing/2010/main" val="0"/>
@@ -8777,7 +9600,7 @@
                     <pic:cNvPicPr/>
                   </pic:nvPicPr>
                   <pic:blipFill>
-                    <a:blip r:embed="rId28">
+                    <a:blip r:embed="rId31">
                       <a:extLst>
                         <a:ext uri="{28A0092B-C50C-407E-A947-70E740481C1C}">
                           <a14:useLocalDpi xmlns:a14="http://schemas.microsoft.com/office/drawing/2010/main" val="0"/>
@@ -8894,7 +9717,7 @@
                     <pic:cNvPicPr/>
                   </pic:nvPicPr>
                   <pic:blipFill>
-                    <a:blip r:embed="rId29"/>
+                    <a:blip r:embed="rId8"/>
                     <a:stretch>
                       <a:fillRect/>
                     </a:stretch>
@@ -12801,7 +13624,7 @@
       <w:r>
         <w:t xml:space="preserve"> </w:t>
       </w:r>
-      <w:hyperlink r:id="rId30" w:history="1">
+      <w:hyperlink r:id="rId32" w:history="1">
         <w:r>
           <w:rPr>
             <w:rStyle w:val="af5"/>
@@ -21266,7 +22089,7 @@
       <w:r>
         <w:t xml:space="preserve"> </w:t>
       </w:r>
-      <w:hyperlink r:id="rId31" w:history="1">
+      <w:hyperlink r:id="rId33" w:history="1">
         <w:r>
           <w:rPr>
             <w:rStyle w:val="af5"/>
@@ -45435,7 +46258,7 @@
       <w:r>
         <w:t xml:space="preserve"> страницу </w:t>
       </w:r>
-      <w:hyperlink r:id="rId32" w:history="1">
+      <w:hyperlink r:id="rId34" w:history="1">
         <w:r>
           <w:rPr>
             <w:rStyle w:val="af5"/>
@@ -52218,7 +53041,7 @@
                     <pic:cNvPicPr/>
                   </pic:nvPicPr>
                   <pic:blipFill>
-                    <a:blip r:embed="rId33">
+                    <a:blip r:embed="rId11">
                       <a:extLst>
                         <a:ext uri="{28A0092B-C50C-407E-A947-70E740481C1C}">
                           <a14:useLocalDpi xmlns:a14="http://schemas.microsoft.com/office/drawing/2010/main" val="0"/>
@@ -52328,7 +53151,7 @@
                     <pic:cNvPicPr/>
                   </pic:nvPicPr>
                   <pic:blipFill>
-                    <a:blip r:embed="rId34">
+                    <a:blip r:embed="rId35">
                       <a:extLst>
                         <a:ext uri="{28A0092B-C50C-407E-A947-70E740481C1C}">
                           <a14:useLocalDpi xmlns:a14="http://schemas.microsoft.com/office/drawing/2010/main" val="0"/>
@@ -52434,7 +53257,7 @@
                     <pic:cNvPicPr/>
                   </pic:nvPicPr>
                   <pic:blipFill>
-                    <a:blip r:embed="rId35">
+                    <a:blip r:embed="rId36">
                       <a:extLst>
                         <a:ext uri="{28A0092B-C50C-407E-A947-70E740481C1C}">
                           <a14:useLocalDpi xmlns:a14="http://schemas.microsoft.com/office/drawing/2010/main" val="0"/>
@@ -53240,7 +54063,7 @@
                     <pic:cNvPicPr/>
                   </pic:nvPicPr>
                   <pic:blipFill>
-                    <a:blip r:embed="rId36">
+                    <a:blip r:embed="rId37">
                       <a:extLst>
                         <a:ext uri="{28A0092B-C50C-407E-A947-70E740481C1C}">
                           <a14:useLocalDpi xmlns:a14="http://schemas.microsoft.com/office/drawing/2010/main" val="0"/>
@@ -53604,7 +54427,7 @@
                     <pic:cNvPicPr/>
                   </pic:nvPicPr>
                   <pic:blipFill>
-                    <a:blip r:embed="rId37"/>
+                    <a:blip r:embed="rId12"/>
                     <a:stretch>
                       <a:fillRect/>
                     </a:stretch>
@@ -54497,6 +55320,7 @@
       <w:pgNumType w:start="1"/>
       <w:cols w:space="720"/>
       <w:formProt w:val="0"/>
+      <w:titlePg/>
       <w:docGrid w:linePitch="360"/>
     </w:sectPr>
   </w:body>
@@ -54740,7 +55564,7 @@
               <w:sz w:val="24"/>
               <w:szCs w:val="24"/>
             </w:rPr>
-            <w:t>50</w:t>
+            <w:t>51</w:t>
           </w:r>
           <w:r>
             <w:rPr>
@@ -54790,113 +55614,6 @@
         <w:szCs w:val="24"/>
       </w:rPr>
     </w:pPr>
-    <w:r>
-      <w:rPr>
-        <w:color w:val="8496B0" w:themeColor="text2" w:themeTint="99"/>
-        <w:spacing w:val="60"/>
-        <w:sz w:val="24"/>
-        <w:szCs w:val="24"/>
-      </w:rPr>
-      <w:t>Страница</w:t>
-    </w:r>
-    <w:r>
-      <w:rPr>
-        <w:color w:val="8496B0" w:themeColor="text2" w:themeTint="99"/>
-        <w:sz w:val="24"/>
-        <w:szCs w:val="24"/>
-      </w:rPr>
-      <w:t xml:space="preserve"> </w:t>
-    </w:r>
-    <w:r>
-      <w:rPr>
-        <w:color w:val="323E4F" w:themeColor="text2" w:themeShade="BF"/>
-        <w:sz w:val="24"/>
-        <w:szCs w:val="24"/>
-      </w:rPr>
-      <w:fldChar w:fldCharType="begin"/>
-    </w:r>
-    <w:r>
-      <w:rPr>
-        <w:color w:val="323E4F" w:themeColor="text2" w:themeShade="BF"/>
-        <w:sz w:val="24"/>
-        <w:szCs w:val="24"/>
-      </w:rPr>
-      <w:instrText>PAGE   \* MERGEFORMAT</w:instrText>
-    </w:r>
-    <w:r>
-      <w:rPr>
-        <w:color w:val="323E4F" w:themeColor="text2" w:themeShade="BF"/>
-        <w:sz w:val="24"/>
-        <w:szCs w:val="24"/>
-      </w:rPr>
-      <w:fldChar w:fldCharType="separate"/>
-    </w:r>
-    <w:r>
-      <w:rPr>
-        <w:noProof/>
-        <w:color w:val="323E4F" w:themeColor="text2" w:themeShade="BF"/>
-        <w:sz w:val="24"/>
-        <w:szCs w:val="24"/>
-      </w:rPr>
-      <w:t>1</w:t>
-    </w:r>
-    <w:r>
-      <w:rPr>
-        <w:color w:val="323E4F" w:themeColor="text2" w:themeShade="BF"/>
-        <w:sz w:val="24"/>
-        <w:szCs w:val="24"/>
-      </w:rPr>
-      <w:fldChar w:fldCharType="end"/>
-    </w:r>
-    <w:r>
-      <w:rPr>
-        <w:color w:val="323E4F" w:themeColor="text2" w:themeShade="BF"/>
-        <w:sz w:val="24"/>
-        <w:szCs w:val="24"/>
-      </w:rPr>
-      <w:t xml:space="preserve"> | </w:t>
-    </w:r>
-    <w:r>
-      <w:rPr>
-        <w:color w:val="323E4F" w:themeColor="text2" w:themeShade="BF"/>
-        <w:sz w:val="24"/>
-        <w:szCs w:val="24"/>
-      </w:rPr>
-      <w:fldChar w:fldCharType="begin"/>
-    </w:r>
-    <w:r>
-      <w:rPr>
-        <w:color w:val="323E4F" w:themeColor="text2" w:themeShade="BF"/>
-        <w:sz w:val="24"/>
-        <w:szCs w:val="24"/>
-      </w:rPr>
-      <w:instrText>NUMPAGES  \* Arabic  \* MERGEFORMAT</w:instrText>
-    </w:r>
-    <w:r>
-      <w:rPr>
-        <w:color w:val="323E4F" w:themeColor="text2" w:themeShade="BF"/>
-        <w:sz w:val="24"/>
-        <w:szCs w:val="24"/>
-      </w:rPr>
-      <w:fldChar w:fldCharType="separate"/>
-    </w:r>
-    <w:r>
-      <w:rPr>
-        <w:noProof/>
-        <w:color w:val="323E4F" w:themeColor="text2" w:themeShade="BF"/>
-        <w:sz w:val="24"/>
-        <w:szCs w:val="24"/>
-      </w:rPr>
-      <w:t>2</w:t>
-    </w:r>
-    <w:r>
-      <w:rPr>
-        <w:color w:val="323E4F" w:themeColor="text2" w:themeShade="BF"/>
-        <w:sz w:val="24"/>
-        <w:szCs w:val="24"/>
-      </w:rPr>
-      <w:fldChar w:fldCharType="end"/>
-    </w:r>
   </w:p>
 </w:ftr>
 </file>
@@ -56899,7 +57616,7 @@
 </file>
 
 <file path=customXml/itemProps1.xml><?xml version="1.0" encoding="utf-8"?>
-<ds:datastoreItem xmlns:ds="http://schemas.openxmlformats.org/officeDocument/2006/customXml" ds:itemID="{9455136E-2728-439B-A3DB-39E0953A9927}">
+<ds:datastoreItem xmlns:ds="http://schemas.openxmlformats.org/officeDocument/2006/customXml" ds:itemID="{24D3D496-EF59-4284-BC41-5515888291F1}">
   <ds:schemaRefs>
     <ds:schemaRef ds:uri="http://schemas.openxmlformats.org/officeDocument/2006/bibliography"/>
   </ds:schemaRefs>

--- a/Контроллер НАС.docx
+++ b/Контроллер НАС.docx
@@ -309,7 +309,7 @@
             </v:handles>
             <o:lock v:ext="edit" text="t" shapetype="t"/>
           </v:shapetype>
-          <v:shape id="_x0000_i1035" type="#_x0000_t136" style="width:483pt;height:60.75pt" fillcolor="#0070c0" strokecolor="yellow">
+          <v:shape id="_x0000_i1025" type="#_x0000_t136" style="width:483pt;height:60.75pt" fillcolor="#0070c0" strokecolor="yellow">
             <v:fill color2="#f93"/>
             <v:shadow on="t" color="silver" opacity="52429f"/>
             <v:textpath style="font-family:&quot;Britannic Bold&quot;;font-size:28pt;v-text-kern:t" trim="t" fitpath="t" string="Water Pump Station Controller"/>
@@ -757,18 +757,7 @@
                 <w:szCs w:val="32"/>
                 <w:lang w:val="en-US"/>
               </w:rPr>
-              <w:t>Description of the project of the controller of the home system of remote wireless monitoring of the state and c</w:t>
-            </w:r>
-            <w:bookmarkStart w:id="0" w:name="_GoBack"/>
-            <w:bookmarkEnd w:id="0"/>
-            <w:r>
-              <w:rPr>
-                <w:color w:val="FFFFFF" w:themeColor="background1"/>
-                <w:sz w:val="32"/>
-                <w:szCs w:val="32"/>
-                <w:lang w:val="en-US"/>
-              </w:rPr>
-              <w:t>ontrol of the Pumping and Storage Station of water with a remote control and a web server</w:t>
+              <w:t>Description of the project of the controller of the home system of remote wireless monitoring of the state and control of the Pumping and Storage Station of water with a remote control and a web server</w:t>
             </w:r>
           </w:p>
         </w:tc>
@@ -794,7 +783,6 @@
         <w:rPr>
           <w:sz w:val="28"/>
           <w:szCs w:val="28"/>
-          <w:lang w:val="en-US"/>
         </w:rPr>
       </w:pPr>
       <w:r>
@@ -803,7 +791,14 @@
           <w:szCs w:val="28"/>
           <w:lang w:val="en-US"/>
         </w:rPr>
-        <w:t>Ochilnik 2025</w:t>
+        <w:t>Ochilnik</w:t>
+      </w:r>
+      <w:r>
+        <w:rPr>
+          <w:sz w:val="28"/>
+          <w:szCs w:val="28"/>
+        </w:rPr>
+        <w:t xml:space="preserve"> 2025</w:t>
       </w:r>
     </w:p>
     <w:p>
@@ -814,17 +809,17 @@
         <w:rPr>
           <w:b/>
           <w:u w:val="single"/>
-          <w:lang w:val="en-US"/>
         </w:rPr>
       </w:pPr>
       <w:r>
         <w:rPr>
           <w:b/>
           <w:u w:val="single"/>
-          <w:lang w:val="en-US"/>
         </w:rPr>
         <w:br w:type="page"/>
       </w:r>
+      <w:bookmarkStart w:id="0" w:name="_GoBack"/>
+      <w:bookmarkEnd w:id="0"/>
     </w:p>
     <w:p>
       <w:pPr>
@@ -961,7 +956,7 @@
                 <w:noProof/>
                 <w:webHidden/>
               </w:rPr>
-              <w:t>3</w:t>
+              <w:t>4</w:t>
             </w:r>
             <w:r>
               <w:rPr>
@@ -1051,7 +1046,7 @@
                 <w:noProof/>
                 <w:webHidden/>
               </w:rPr>
-              <w:t>3</w:t>
+              <w:t>4</w:t>
             </w:r>
             <w:r>
               <w:rPr>
@@ -1141,7 +1136,7 @@
                 <w:noProof/>
                 <w:webHidden/>
               </w:rPr>
-              <w:t>3</w:t>
+              <w:t>4</w:t>
             </w:r>
             <w:r>
               <w:rPr>
@@ -1230,7 +1225,7 @@
                 <w:noProof/>
                 <w:webHidden/>
               </w:rPr>
-              <w:t>4</w:t>
+              <w:t>5</w:t>
             </w:r>
             <w:r>
               <w:rPr>
@@ -1320,7 +1315,7 @@
                 <w:noProof/>
                 <w:webHidden/>
               </w:rPr>
-              <w:t>4</w:t>
+              <w:t>5</w:t>
             </w:r>
             <w:r>
               <w:rPr>
@@ -1410,7 +1405,7 @@
                 <w:noProof/>
                 <w:webHidden/>
               </w:rPr>
-              <w:t>4</w:t>
+              <w:t>5</w:t>
             </w:r>
             <w:r>
               <w:rPr>
@@ -1500,7 +1495,7 @@
                 <w:noProof/>
                 <w:webHidden/>
               </w:rPr>
-              <w:t>4</w:t>
+              <w:t>5</w:t>
             </w:r>
             <w:r>
               <w:rPr>
@@ -1589,7 +1584,7 @@
                 <w:noProof/>
                 <w:webHidden/>
               </w:rPr>
-              <w:t>5</w:t>
+              <w:t>6</w:t>
             </w:r>
             <w:r>
               <w:rPr>
@@ -1678,7 +1673,7 @@
                 <w:noProof/>
                 <w:webHidden/>
               </w:rPr>
-              <w:t>7</w:t>
+              <w:t>8</w:t>
             </w:r>
             <w:r>
               <w:rPr>
@@ -1768,7 +1763,7 @@
                 <w:noProof/>
                 <w:webHidden/>
               </w:rPr>
-              <w:t>7</w:t>
+              <w:t>8</w:t>
             </w:r>
             <w:r>
               <w:rPr>
@@ -1858,7 +1853,7 @@
                 <w:noProof/>
                 <w:webHidden/>
               </w:rPr>
-              <w:t>7</w:t>
+              <w:t>8</w:t>
             </w:r>
             <w:r>
               <w:rPr>
@@ -1948,7 +1943,7 @@
                 <w:noProof/>
                 <w:webHidden/>
               </w:rPr>
-              <w:t>7</w:t>
+              <w:t>8</w:t>
             </w:r>
             <w:r>
               <w:rPr>
@@ -2038,7 +2033,7 @@
                 <w:noProof/>
                 <w:webHidden/>
               </w:rPr>
-              <w:t>8</w:t>
+              <w:t>9</w:t>
             </w:r>
             <w:r>
               <w:rPr>
@@ -2128,7 +2123,7 @@
                 <w:noProof/>
                 <w:webHidden/>
               </w:rPr>
-              <w:t>8</w:t>
+              <w:t>9</w:t>
             </w:r>
             <w:r>
               <w:rPr>
@@ -2218,7 +2213,7 @@
                 <w:noProof/>
                 <w:webHidden/>
               </w:rPr>
-              <w:t>9</w:t>
+              <w:t>10</w:t>
             </w:r>
             <w:r>
               <w:rPr>
@@ -2308,7 +2303,7 @@
                 <w:noProof/>
                 <w:webHidden/>
               </w:rPr>
-              <w:t>9</w:t>
+              <w:t>10</w:t>
             </w:r>
             <w:r>
               <w:rPr>
@@ -2398,7 +2393,7 @@
                 <w:noProof/>
                 <w:webHidden/>
               </w:rPr>
-              <w:t>9</w:t>
+              <w:t>10</w:t>
             </w:r>
             <w:r>
               <w:rPr>
@@ -2488,7 +2483,7 @@
                 <w:noProof/>
                 <w:webHidden/>
               </w:rPr>
-              <w:t>10</w:t>
+              <w:t>11</w:t>
             </w:r>
             <w:r>
               <w:rPr>
@@ -2578,7 +2573,7 @@
                 <w:noProof/>
                 <w:webHidden/>
               </w:rPr>
-              <w:t>10</w:t>
+              <w:t>11</w:t>
             </w:r>
             <w:r>
               <w:rPr>
@@ -2676,7 +2671,7 @@
                 <w:noProof/>
                 <w:webHidden/>
               </w:rPr>
-              <w:t>11</w:t>
+              <w:t>12</w:t>
             </w:r>
             <w:r>
               <w:rPr>
@@ -2766,7 +2761,7 @@
                 <w:noProof/>
                 <w:webHidden/>
               </w:rPr>
-              <w:t>11</w:t>
+              <w:t>12</w:t>
             </w:r>
             <w:r>
               <w:rPr>
@@ -2856,7 +2851,7 @@
                 <w:noProof/>
                 <w:webHidden/>
               </w:rPr>
-              <w:t>12</w:t>
+              <w:t>13</w:t>
             </w:r>
             <w:r>
               <w:rPr>
@@ -2946,7 +2941,7 @@
                 <w:noProof/>
                 <w:webHidden/>
               </w:rPr>
-              <w:t>12</w:t>
+              <w:t>13</w:t>
             </w:r>
             <w:r>
               <w:rPr>
@@ -3036,7 +3031,7 @@
                 <w:noProof/>
                 <w:webHidden/>
               </w:rPr>
-              <w:t>13</w:t>
+              <w:t>14</w:t>
             </w:r>
             <w:r>
               <w:rPr>
@@ -3126,7 +3121,7 @@
                 <w:noProof/>
                 <w:webHidden/>
               </w:rPr>
-              <w:t>14</w:t>
+              <w:t>15</w:t>
             </w:r>
             <w:r>
               <w:rPr>
@@ -3216,7 +3211,7 @@
                 <w:noProof/>
                 <w:webHidden/>
               </w:rPr>
-              <w:t>14</w:t>
+              <w:t>15</w:t>
             </w:r>
             <w:r>
               <w:rPr>
@@ -3306,7 +3301,7 @@
                 <w:noProof/>
                 <w:webHidden/>
               </w:rPr>
-              <w:t>14</w:t>
+              <w:t>15</w:t>
             </w:r>
             <w:r>
               <w:rPr>
@@ -3396,7 +3391,7 @@
                 <w:noProof/>
                 <w:webHidden/>
               </w:rPr>
-              <w:t>14</w:t>
+              <w:t>15</w:t>
             </w:r>
             <w:r>
               <w:rPr>
@@ -3485,7 +3480,7 @@
                 <w:noProof/>
                 <w:webHidden/>
               </w:rPr>
-              <w:t>16</w:t>
+              <w:t>17</w:t>
             </w:r>
             <w:r>
               <w:rPr>
@@ -3575,7 +3570,7 @@
                 <w:noProof/>
                 <w:webHidden/>
               </w:rPr>
-              <w:t>16</w:t>
+              <w:t>17</w:t>
             </w:r>
             <w:r>
               <w:rPr>
@@ -3680,7 +3675,7 @@
                 <w:noProof/>
                 <w:webHidden/>
               </w:rPr>
-              <w:t>17</w:t>
+              <w:t>18</w:t>
             </w:r>
             <w:r>
               <w:rPr>
@@ -3770,7 +3765,7 @@
                 <w:noProof/>
                 <w:webHidden/>
               </w:rPr>
-              <w:t>19</w:t>
+              <w:t>20</w:t>
             </w:r>
             <w:r>
               <w:rPr>
@@ -3860,7 +3855,7 @@
                 <w:noProof/>
                 <w:webHidden/>
               </w:rPr>
-              <w:t>19</w:t>
+              <w:t>20</w:t>
             </w:r>
             <w:r>
               <w:rPr>
@@ -3950,7 +3945,7 @@
                 <w:noProof/>
                 <w:webHidden/>
               </w:rPr>
-              <w:t>19</w:t>
+              <w:t>20</w:t>
             </w:r>
             <w:r>
               <w:rPr>
@@ -4040,7 +4035,7 @@
                 <w:noProof/>
                 <w:webHidden/>
               </w:rPr>
-              <w:t>20</w:t>
+              <w:t>21</w:t>
             </w:r>
             <w:r>
               <w:rPr>
@@ -4130,7 +4125,7 @@
                 <w:noProof/>
                 <w:webHidden/>
               </w:rPr>
-              <w:t>22</w:t>
+              <w:t>23</w:t>
             </w:r>
             <w:r>
               <w:rPr>
@@ -4220,7 +4215,7 @@
                 <w:noProof/>
                 <w:webHidden/>
               </w:rPr>
-              <w:t>23</w:t>
+              <w:t>24</w:t>
             </w:r>
             <w:r>
               <w:rPr>
@@ -4310,7 +4305,7 @@
                 <w:noProof/>
                 <w:webHidden/>
               </w:rPr>
-              <w:t>23</w:t>
+              <w:t>24</w:t>
             </w:r>
             <w:r>
               <w:rPr>
@@ -4408,7 +4403,7 @@
                 <w:noProof/>
                 <w:webHidden/>
               </w:rPr>
-              <w:t>24</w:t>
+              <w:t>25</w:t>
             </w:r>
             <w:r>
               <w:rPr>
@@ -4498,7 +4493,7 @@
                 <w:noProof/>
                 <w:webHidden/>
               </w:rPr>
-              <w:t>24</w:t>
+              <w:t>25</w:t>
             </w:r>
             <w:r>
               <w:rPr>
@@ -4588,7 +4583,7 @@
                 <w:noProof/>
                 <w:webHidden/>
               </w:rPr>
-              <w:t>25</w:t>
+              <w:t>26</w:t>
             </w:r>
             <w:r>
               <w:rPr>
@@ -4678,7 +4673,7 @@
                 <w:noProof/>
                 <w:webHidden/>
               </w:rPr>
-              <w:t>26</w:t>
+              <w:t>27</w:t>
             </w:r>
             <w:r>
               <w:rPr>
@@ -4768,7 +4763,7 @@
                 <w:noProof/>
                 <w:webHidden/>
               </w:rPr>
-              <w:t>28</w:t>
+              <w:t>29</w:t>
             </w:r>
             <w:r>
               <w:rPr>
@@ -4858,7 +4853,7 @@
                 <w:noProof/>
                 <w:webHidden/>
               </w:rPr>
-              <w:t>31</w:t>
+              <w:t>32</w:t>
             </w:r>
             <w:r>
               <w:rPr>
@@ -4948,7 +4943,7 @@
                 <w:noProof/>
                 <w:webHidden/>
               </w:rPr>
-              <w:t>32</w:t>
+              <w:t>33</w:t>
             </w:r>
             <w:r>
               <w:rPr>
@@ -5038,7 +5033,7 @@
                 <w:noProof/>
                 <w:webHidden/>
               </w:rPr>
-              <w:t>33</w:t>
+              <w:t>34</w:t>
             </w:r>
             <w:r>
               <w:rPr>
@@ -5128,7 +5123,7 @@
                 <w:noProof/>
                 <w:webHidden/>
               </w:rPr>
-              <w:t>34</w:t>
+              <w:t>35</w:t>
             </w:r>
             <w:r>
               <w:rPr>
@@ -5218,7 +5213,7 @@
                 <w:noProof/>
                 <w:webHidden/>
               </w:rPr>
-              <w:t>35</w:t>
+              <w:t>36</w:t>
             </w:r>
             <w:r>
               <w:rPr>
@@ -5308,7 +5303,7 @@
                 <w:noProof/>
                 <w:webHidden/>
               </w:rPr>
-              <w:t>36</w:t>
+              <w:t>37</w:t>
             </w:r>
             <w:r>
               <w:rPr>
@@ -5398,7 +5393,7 @@
                 <w:noProof/>
                 <w:webHidden/>
               </w:rPr>
-              <w:t>36</w:t>
+              <w:t>37</w:t>
             </w:r>
             <w:r>
               <w:rPr>
@@ -5488,7 +5483,7 @@
                 <w:noProof/>
                 <w:webHidden/>
               </w:rPr>
-              <w:t>37</w:t>
+              <w:t>38</w:t>
             </w:r>
             <w:r>
               <w:rPr>
@@ -5578,7 +5573,7 @@
                 <w:noProof/>
                 <w:webHidden/>
               </w:rPr>
-              <w:t>41</w:t>
+              <w:t>42</w:t>
             </w:r>
             <w:r>
               <w:rPr>
@@ -5667,7 +5662,7 @@
                 <w:noProof/>
                 <w:webHidden/>
               </w:rPr>
-              <w:t>46</w:t>
+              <w:t>47</w:t>
             </w:r>
             <w:r>
               <w:rPr>
@@ -5756,7 +5751,7 @@
                 <w:noProof/>
                 <w:webHidden/>
               </w:rPr>
-              <w:t>50</w:t>
+              <w:t>51</w:t>
             </w:r>
             <w:r>
               <w:rPr>
@@ -57616,7 +57611,7 @@
 </file>
 
 <file path=customXml/itemProps1.xml><?xml version="1.0" encoding="utf-8"?>
-<ds:datastoreItem xmlns:ds="http://schemas.openxmlformats.org/officeDocument/2006/customXml" ds:itemID="{24D3D496-EF59-4284-BC41-5515888291F1}">
+<ds:datastoreItem xmlns:ds="http://schemas.openxmlformats.org/officeDocument/2006/customXml" ds:itemID="{181B0DC0-43A3-4731-9399-BC0A296738AD}">
   <ds:schemaRefs>
     <ds:schemaRef ds:uri="http://schemas.openxmlformats.org/officeDocument/2006/bibliography"/>
   </ds:schemaRefs>
